--- a/اكواد تحديث المشروع علي جيت هاب.docx
+++ b/اكواد تحديث المشروع علي جيت هاب.docx
@@ -277,7 +277,6 @@
       <w:pPr>
         <w:pStyle w:val="Heading1"/>
         <w:rPr>
-          <w:rFonts w:hint="cs"/>
           <w:lang w:bidi="ar-EG"/>
         </w:rPr>
       </w:pPr>
@@ -311,6 +310,70 @@
       </w:r>
       <w:bookmarkStart w:id="0" w:name="_GoBack"/>
       <w:bookmarkEnd w:id="0"/>
+    </w:p>
+    <w:p>
+      <w:pPr>
+        <w:rPr>
+          <w:rtl/>
+          <w:lang w:bidi="ar-EG"/>
+        </w:rPr>
+      </w:pPr>
+    </w:p>
+    <w:p>
+      <w:pPr>
+        <w:jc w:val="right"/>
+        <w:rPr>
+          <w:sz w:val="32"/>
+          <w:szCs w:val="32"/>
+          <w:rtl/>
+          <w:lang w:bidi="ar-EG"/>
+        </w:rPr>
+      </w:pPr>
+      <w:r>
+        <w:rPr>
+          <w:rFonts w:hint="cs"/>
+          <w:sz w:val="32"/>
+          <w:szCs w:val="32"/>
+          <w:rtl/>
+          <w:lang w:bidi="ar-EG"/>
+        </w:rPr>
+        <w:t xml:space="preserve">كود </w:t>
+      </w:r>
+      <w:proofErr w:type="spellStart"/>
+      <w:r>
+        <w:rPr>
+          <w:rFonts w:hint="cs"/>
+          <w:sz w:val="32"/>
+          <w:szCs w:val="32"/>
+          <w:rtl/>
+          <w:lang w:bidi="ar-EG"/>
+        </w:rPr>
+        <w:t>المحاكاه</w:t>
+      </w:r>
+      <w:proofErr w:type="spellEnd"/>
+      <w:r>
+        <w:rPr>
+          <w:rFonts w:hint="cs"/>
+          <w:sz w:val="32"/>
+          <w:szCs w:val="32"/>
+          <w:rtl/>
+          <w:lang w:bidi="ar-EG"/>
+        </w:rPr>
+        <w:t xml:space="preserve"> </w:t>
+      </w:r>
+    </w:p>
+    <w:p>
+      <w:pPr>
+        <w:pStyle w:val="Heading1"/>
+        <w:rPr>
+          <w:rFonts w:hint="cs"/>
+          <w:rtl/>
+          <w:lang w:bidi="ar-EG"/>
+        </w:rPr>
+      </w:pPr>
+      <w:r>
+        <w:t>python simulation.py</w:t>
+      </w:r>
     </w:p>
     <w:sectPr>
       <w:pgSz w:w="12240" w:h="15840"/>
